--- a/prints test .docx
+++ b/prints test .docx
@@ -10,8 +10,8 @@
         </w:rPr>
         <w:drawing>
           <wp:inline distT="0" distB="0" distL="0" distR="0" wp14:anchorId="7BD34622" wp14:editId="63E588D9">
-            <wp:extent cx="5400040" cy="3035935"/>
-            <wp:effectExtent l="0" t="0" r="0" b="0"/>
+            <wp:extent cx="4429125" cy="2490081"/>
+            <wp:effectExtent l="0" t="0" r="0" b="5715"/>
             <wp:docPr id="1" name="Imagem 1"/>
             <wp:cNvGraphicFramePr>
               <a:graphicFrameLocks xmlns:a="http://schemas.openxmlformats.org/drawingml/2006/main" noChangeAspect="1"/>
@@ -32,7 +32,7 @@
                   <pic:spPr>
                     <a:xfrm>
                       <a:off x="0" y="0"/>
-                      <a:ext cx="5400040" cy="3035935"/>
+                      <a:ext cx="4440298" cy="2496363"/>
                     </a:xfrm>
                     <a:prstGeom prst="rect">
                       <a:avLst/>
@@ -54,7 +54,7 @@
         </w:rPr>
         <w:drawing>
           <wp:inline distT="0" distB="0" distL="0" distR="0" wp14:anchorId="0896B279" wp14:editId="12F4BDC3">
-            <wp:extent cx="5400040" cy="3035935"/>
+            <wp:extent cx="4381500" cy="2463306"/>
             <wp:effectExtent l="0" t="0" r="0" b="0"/>
             <wp:docPr id="2" name="Imagem 2"/>
             <wp:cNvGraphicFramePr>
@@ -76,7 +76,7 @@
                   <pic:spPr>
                     <a:xfrm>
                       <a:off x="0" y="0"/>
-                      <a:ext cx="5400040" cy="3035935"/>
+                      <a:ext cx="4393491" cy="2470047"/>
                     </a:xfrm>
                     <a:prstGeom prst="rect">
                       <a:avLst/>
@@ -88,7 +88,50 @@
           </wp:inline>
         </w:drawing>
       </w:r>
+    </w:p>
+    <w:p>
       <w:bookmarkStart w:id="0" w:name="_GoBack"/>
+      <w:r>
+        <w:rPr>
+          <w:noProof/>
+          <w:lang w:eastAsia="pt-BR"/>
+        </w:rPr>
+        <w:drawing>
+          <wp:inline distT="0" distB="0" distL="0" distR="0" wp14:anchorId="62D27708" wp14:editId="7755B51B">
+            <wp:extent cx="4381500" cy="2463306"/>
+            <wp:effectExtent l="0" t="0" r="0" b="0"/>
+            <wp:docPr id="3" name="Imagem 3"/>
+            <wp:cNvGraphicFramePr>
+              <a:graphicFrameLocks xmlns:a="http://schemas.openxmlformats.org/drawingml/2006/main" noChangeAspect="1"/>
+            </wp:cNvGraphicFramePr>
+            <a:graphic xmlns:a="http://schemas.openxmlformats.org/drawingml/2006/main">
+              <a:graphicData uri="http://schemas.openxmlformats.org/drawingml/2006/picture">
+                <pic:pic xmlns:pic="http://schemas.openxmlformats.org/drawingml/2006/picture">
+                  <pic:nvPicPr>
+                    <pic:cNvPr id="1" name=""/>
+                    <pic:cNvPicPr/>
+                  </pic:nvPicPr>
+                  <pic:blipFill>
+                    <a:blip r:embed="rId6"/>
+                    <a:stretch>
+                      <a:fillRect/>
+                    </a:stretch>
+                  </pic:blipFill>
+                  <pic:spPr>
+                    <a:xfrm>
+                      <a:off x="0" y="0"/>
+                      <a:ext cx="4387432" cy="2466641"/>
+                    </a:xfrm>
+                    <a:prstGeom prst="rect">
+                      <a:avLst/>
+                    </a:prstGeom>
+                  </pic:spPr>
+                </pic:pic>
+              </a:graphicData>
+            </a:graphic>
+          </wp:inline>
+        </w:drawing>
+      </w:r>
       <w:bookmarkEnd w:id="0"/>
     </w:p>
     <w:sectPr>
